--- a/unidad1/Proyecto-de-Unidad-1.docx
+++ b/unidad1/Proyecto-de-Unidad-1.docx
@@ -1133,7 +1133,7 @@
               <w:rPr>
                 <w:sz w:val="19"/>
               </w:rPr>
-              <w:t>PENDIENTE</w:t>
+              <w:t>ENTREGADO</w:t>
             </w:r>
           </w:p>
         </w:tc>
@@ -1177,7 +1177,7 @@
               <w:rPr>
                 <w:sz w:val="19"/>
               </w:rPr>
-              <w:t>APLICACIÓN TERMINADA Y EN EL REPOSITORIO; falta el despliegue en la nube y la automatización de integración continua</w:t>
+              <w:t>APLICACIÓN Y CI/CD ENTREGADOS. El pipeline genera los diagramas y el manual técnico en cada push. Falta un clic de un administrador de la organización para activar la rama main en el entorno de Pages.</w:t>
             </w:r>
           </w:p>
         </w:tc>
